--- a/szablon.docx
+++ b/szablon.docx
@@ -1182,6 +1182,15 @@
               </w:rPr>
               <w:t>}}</w:t>
             </w:r>
+            <w:r>
+              <w:rPr>
+                <w:rFonts w:ascii="Lato" w:eastAsia="Lato" w:hAnsi="Lato" w:cs="Lato"/>
+                <w:i/>
+                <w:sz w:val="20"/>
+                <w:szCs w:val="20"/>
+              </w:rPr>
+              <w:t>.</w:t>
+            </w:r>
           </w:p>
           <w:p>
             <w:pPr>
@@ -1410,6 +1419,15 @@
                 <w:szCs w:val="20"/>
               </w:rPr>
               <w:t>}}</w:t>
+            </w:r>
+            <w:r>
+              <w:rPr>
+                <w:rFonts w:ascii="Lato" w:eastAsia="Lato" w:hAnsi="Lato" w:cs="Lato"/>
+                <w:i/>
+                <w:sz w:val="20"/>
+                <w:szCs w:val="20"/>
+              </w:rPr>
+              <w:t>.</w:t>
             </w:r>
           </w:p>
           <w:p>
